--- a/manuscript/main_v2.docx
+++ b/manuscript/main_v2.docx
@@ -2454,7 +2454,7 @@
       <w:r>
         <w:drawing>
           <wp:inline>
-            <wp:extent cx="4960620" cy="3201253"/>
+            <wp:extent cx="4960620" cy="2573963"/>
             <wp:effectExtent b="0" l="0" r="0" t="0"/>
             <wp:docPr descr="" title="" id="22" name="Picture"/>
             <a:graphic>
@@ -2475,7 +2475,7 @@
                   <pic:spPr bwMode="auto">
                     <a:xfrm>
                       <a:off x="0" y="0"/>
-                      <a:ext cx="4960620" cy="3201253"/>
+                      <a:ext cx="4960620" cy="2573963"/>
                     </a:xfrm>
                     <a:prstGeom prst="rect">
                       <a:avLst/>
@@ -2499,24 +2499,27 @@
         <w:pStyle w:val="ImageCaption"/>
       </w:pPr>
       <w:r>
-        <w:t xml:space="preserve">v2 trial-DAG. Trial source nodes (blue circles, size = trial count at that source) and guideline decision nodes (gold squares, labelled G1–G26) on the (state</w:t>
-      </w:r>
-      <w:r>
-        <w:t xml:space="preserve"> </w:t>
-      </w:r>
-      <m:oMath>
-        <m:r>
-          <m:rPr>
-            <m:sty m:val="p"/>
-          </m:rPr>
-          <m:t>×</m:t>
-        </m:r>
-      </m:oMath>
-      <w:r>
-        <w:t xml:space="preserve"> </w:t>
-      </w:r>
-      <w:r>
-        <w:t xml:space="preserve">biomarker) grid.</w:t>
+        <w:t xml:space="preserve">Trial–guideline concordance grid (HR+/HER2- mBC, v2 corpus). Each cell is the intersection of a patient state (x-axis) and biomarker profile (y-axis). Guideline decision nodes are shaded by their concordance status under strict tolerance: green = supported by</w:t>
+      </w:r>
+      <w:r>
+        <w:t xml:space="preserve"> </w:t>
+      </w:r>
+      <m:oMath>
+        <m:r>
+          <m:rPr>
+            <m:sty m:val="p"/>
+          </m:rPr>
+          <m:t>≥</m:t>
+        </m:r>
+        <m:r>
+          <m:t>1</m:t>
+        </m:r>
+      </m:oMath>
+      <w:r>
+        <w:t xml:space="preserve"> </w:t>
+      </w:r>
+      <w:r>
+        <w:t xml:space="preserve">trial edge satisfying all four concordance criteria, red = evidence-free, amber = mixed (multi-node cell with both supported and evidence-free nodes). G-IDs are labelled in the top-left of each guideline cell. Trial source nodes are shown as blue circles; the number inside each circle is the count of trial edges enrolling at that (state, biomarker) source.</w:t>
       </w:r>
     </w:p>
     <w:bookmarkEnd w:id="24"/>
@@ -3084,7 +3087,7 @@
       <w:r>
         <w:drawing>
           <wp:inline>
-            <wp:extent cx="4160520" cy="2472919"/>
+            <wp:extent cx="4160520" cy="2321132"/>
             <wp:effectExtent b="0" l="0" r="0" t="0"/>
             <wp:docPr descr="" title="" id="28" name="Picture"/>
             <a:graphic>
@@ -3105,7 +3108,7 @@
                   <pic:spPr bwMode="auto">
                     <a:xfrm>
                       <a:off x="0" y="0"/>
-                      <a:ext cx="4160520" cy="2472919"/>
+                      <a:ext cx="4160520" cy="2321132"/>
                     </a:xfrm>
                     <a:prstGeom prst="rect">
                       <a:avLst/>
@@ -3818,7 +3821,7 @@
       <w:r>
         <w:drawing>
           <wp:inline>
-            <wp:extent cx="4160520" cy="2659857"/>
+            <wp:extent cx="4160520" cy="2317067"/>
             <wp:effectExtent b="0" l="0" r="0" t="0"/>
             <wp:docPr descr="" title="" id="36" name="Picture"/>
             <a:graphic>
@@ -3839,7 +3842,7 @@
                   <pic:spPr bwMode="auto">
                     <a:xfrm>
                       <a:off x="0" y="0"/>
-                      <a:ext cx="4160520" cy="2659857"/>
+                      <a:ext cx="4160520" cy="2317067"/>
                     </a:xfrm>
                     <a:prstGeom prst="rect">
                       <a:avLst/>
@@ -4284,7 +4287,7 @@
       <w:r>
         <w:drawing>
           <wp:inline>
-            <wp:extent cx="3520440" cy="5668505"/>
+            <wp:extent cx="3520440" cy="4704964"/>
             <wp:effectExtent b="0" l="0" r="0" t="0"/>
             <wp:docPr descr="" title="" id="42" name="Picture"/>
             <a:graphic>
@@ -4305,7 +4308,7 @@
                   <pic:spPr bwMode="auto">
                     <a:xfrm>
                       <a:off x="0" y="0"/>
-                      <a:ext cx="3520440" cy="5668505"/>
+                      <a:ext cx="3520440" cy="4704964"/>
                     </a:xfrm>
                     <a:prstGeom prst="rect">
                       <a:avLst/>

--- a/manuscript/main_v2.docx
+++ b/manuscript/main_v2.docx
@@ -50,7 +50,7 @@
         <w:pStyle w:val="Author"/>
       </w:pPr>
       <w:r>
-        <w:t xml:space="preserve">H.-T. Lin</w:t>
+        <w:t xml:space="preserve">Hsieh-Ting Lin</w:t>
       </w:r>
     </w:p>
     <w:p>
@@ -58,7 +58,7 @@
         <w:pStyle w:val="Date"/>
       </w:pPr>
       <w:r>
-        <w:t xml:space="preserve">2026-05-16</w:t>
+        <w:t xml:space="preserve">2026-05-17</w:t>
       </w:r>
     </w:p>
     <w:p>
@@ -5164,7 +5164,7 @@
           <w:rPr>
             <w:rStyle w:val="Hyperlink"/>
           </w:rPr>
-          <w:t xml:space="preserve">https://github.com/htlin/mbc-evidence-dag-paper</w:t>
+          <w:t xml:space="preserve">https://github.com/htlin222/mbc-evidence-dag-paper</w:t>
         </w:r>
       </w:hyperlink>
       <w:r>
